--- a/docs/paper/overview/draft_ja_tsg_20261015_IEEE.docx
+++ b/docs/paper/overview/draft_ja_tsg_20261015_IEEE.docx
@@ -25735,7 +25735,117 @@
           <w:szCs w:val="18"/>
           <w:lang w:val="ja-JP" w:eastAsia="ja-JP"/>
         </w:rPr>
-        <w:t xml:space="preserve">の</w:t>
+        <w:t xml:space="preserve">の性能スコアの式で採点し直した（表</w:t>
+      </w:r>
+      <w:r>
+        <w:rPr>
+          <w:b w:val="0"/>
+          <w:i w:val="0"/>
+          <w:rFonts w:ascii="Times New Roman" w:hAnsi="Times New Roman" w:eastAsia="Yu Mincho" w:cs="Times New Roman"/>
+          <w:sz w:val="20"/>
+          <w:szCs w:val="20"/>
+          <w:lang w:val="en-US" w:eastAsia="ja-JP"/>
+        </w:rPr>
+        <w:t xml:space="preserve">VIII</w:t>
+      </w:r>
+      <w:r>
+        <w:rPr>
+          <w:b w:val="0"/>
+          <w:i w:val="0"/>
+          <w:rFonts w:ascii="Times New Roman" w:hAnsi="Times New Roman" w:eastAsia="Yu Mincho" w:cs="Times New Roman"/>
+          <w:sz w:val="18"/>
+          <w:szCs w:val="18"/>
+          <w:lang w:val="ja-JP" w:eastAsia="ja-JP"/>
+        </w:rPr>
+        <w:t xml:space="preserve">）［</w:t>
+      </w:r>
+      <w:r>
+        <w:rPr>
+          <w:b w:val="0"/>
+          <w:i w:val="0"/>
+          <w:rFonts w:ascii="Times New Roman" w:hAnsi="Times New Roman" w:eastAsia="Yu Mincho" w:cs="Times New Roman"/>
+          <w:sz w:val="20"/>
+          <w:szCs w:val="20"/>
+          <w:lang w:val="en-US" w:eastAsia="ja-JP"/>
+        </w:rPr>
+        <w:t xml:space="preserve">16</w:t>
+      </w:r>
+      <w:r>
+        <w:rPr>
+          <w:b w:val="0"/>
+          <w:i w:val="0"/>
+          <w:rFonts w:ascii="Times New Roman" w:hAnsi="Times New Roman" w:eastAsia="Yu Mincho" w:cs="Times New Roman"/>
+          <w:sz w:val="18"/>
+          <w:szCs w:val="18"/>
+          <w:lang w:val="ja-JP" w:eastAsia="ja-JP"/>
+        </w:rPr>
+        <w:t xml:space="preserve">］。本研究の</w:t>
+      </w:r>
+      <w:r>
+        <w:rPr>
+          <w:b w:val="0"/>
+          <w:i w:val="0"/>
+          <w:rFonts w:ascii="Times New Roman" w:hAnsi="Times New Roman" w:eastAsia="Yu Mincho" w:cs="Times New Roman"/>
+          <w:sz w:val="20"/>
+          <w:szCs w:val="20"/>
+          <w:lang w:val="en-US" w:eastAsia="ja-JP"/>
+        </w:rPr>
+        <w:t xml:space="preserve">PJM</w:t>
+      </w:r>
+      <w:r>
+        <w:rPr>
+          <w:b w:val="0"/>
+          <w:i w:val="0"/>
+          <w:rFonts w:ascii="Times New Roman" w:hAnsi="Times New Roman" w:eastAsia="Yu Mincho" w:cs="Times New Roman"/>
+          <w:sz w:val="18"/>
+          <w:szCs w:val="18"/>
+          <w:lang w:val="ja-JP" w:eastAsia="ja-JP"/>
+        </w:rPr>
+        <w:t xml:space="preserve">の指令は、</w:t>
+      </w:r>
+      <w:r>
+        <w:rPr>
+          <w:b w:val="0"/>
+          <w:i w:val="0"/>
+          <w:rFonts w:ascii="Times New Roman" w:hAnsi="Times New Roman" w:eastAsia="Yu Mincho" w:cs="Times New Roman"/>
+          <w:sz w:val="20"/>
+          <w:szCs w:val="20"/>
+          <w:lang w:val="en-US" w:eastAsia="ja-JP"/>
+        </w:rPr>
+        <w:t xml:space="preserve">2</w:t>
+      </w:r>
+      <w:r>
+        <w:rPr>
+          <w:b w:val="0"/>
+          <w:i w:val="0"/>
+          <w:rFonts w:ascii="Times New Roman" w:hAnsi="Times New Roman" w:eastAsia="Yu Mincho" w:cs="Times New Roman"/>
+          <w:sz w:val="18"/>
+          <w:szCs w:val="18"/>
+          <w:lang w:val="ja-JP" w:eastAsia="ja-JP"/>
+        </w:rPr>
+        <w:t xml:space="preserve">秒ごとに変わる</w:t>
+      </w:r>
+      <w:r>
+        <w:rPr>
+          <w:b w:val="0"/>
+          <w:i w:val="0"/>
+          <w:rFonts w:ascii="Times New Roman" w:hAnsi="Times New Roman" w:eastAsia="Yu Mincho" w:cs="Times New Roman"/>
+          <w:sz w:val="20"/>
+          <w:szCs w:val="20"/>
+          <w:lang w:val="en-US" w:eastAsia="ja-JP"/>
+        </w:rPr>
+        <w:t xml:space="preserve">RegD</w:t>
+      </w:r>
+      <w:r>
+        <w:rPr>
+          <w:b w:val="0"/>
+          <w:i w:val="0"/>
+          <w:rFonts w:ascii="Times New Roman" w:hAnsi="Times New Roman" w:eastAsia="Yu Mincho" w:cs="Times New Roman"/>
+          <w:sz w:val="18"/>
+          <w:szCs w:val="18"/>
+          <w:lang w:val="ja-JP" w:eastAsia="ja-JP"/>
+        </w:rPr>
+        <w:t xml:space="preserve">を</w:t>
       </w:r>
       <w:r>
         <w:rPr>
@@ -25757,51 +25867,7 @@
           <w:szCs w:val="18"/>
           <w:lang w:val="ja-JP" w:eastAsia="ja-JP"/>
         </w:rPr>
-        <w:t xml:space="preserve">分の点数で採点し直した（表</w:t>
-      </w:r>
-      <w:r>
-        <w:rPr>
-          <w:b w:val="0"/>
-          <w:i w:val="0"/>
-          <w:rFonts w:ascii="Times New Roman" w:hAnsi="Times New Roman" w:eastAsia="Yu Mincho" w:cs="Times New Roman"/>
-          <w:sz w:val="20"/>
-          <w:szCs w:val="20"/>
-          <w:lang w:val="en-US" w:eastAsia="ja-JP"/>
-        </w:rPr>
-        <w:t xml:space="preserve">VIII</w:t>
-      </w:r>
-      <w:r>
-        <w:rPr>
-          <w:b w:val="0"/>
-          <w:i w:val="0"/>
-          <w:rFonts w:ascii="Times New Roman" w:hAnsi="Times New Roman" w:eastAsia="Yu Mincho" w:cs="Times New Roman"/>
-          <w:sz w:val="18"/>
-          <w:szCs w:val="18"/>
-          <w:lang w:val="ja-JP" w:eastAsia="ja-JP"/>
-        </w:rPr>
-        <w:t xml:space="preserve">）［</w:t>
-      </w:r>
-      <w:r>
-        <w:rPr>
-          <w:b w:val="0"/>
-          <w:i w:val="0"/>
-          <w:rFonts w:ascii="Times New Roman" w:hAnsi="Times New Roman" w:eastAsia="Yu Mincho" w:cs="Times New Roman"/>
-          <w:sz w:val="20"/>
-          <w:szCs w:val="20"/>
-          <w:lang w:val="en-US" w:eastAsia="ja-JP"/>
-        </w:rPr>
-        <w:t xml:space="preserve">16</w:t>
-      </w:r>
-      <w:r>
-        <w:rPr>
-          <w:b w:val="0"/>
-          <w:i w:val="0"/>
-          <w:rFonts w:ascii="Times New Roman" w:hAnsi="Times New Roman" w:eastAsia="Yu Mincho" w:cs="Times New Roman"/>
-          <w:sz w:val="18"/>
-          <w:szCs w:val="18"/>
-          <w:lang w:val="ja-JP" w:eastAsia="ja-JP"/>
-        </w:rPr>
-        <w:t xml:space="preserve">］。</w:t>
+        <w:t xml:space="preserve">分点で取り出したもので、制御も</w:t>
       </w:r>
       <w:r>
         <w:rPr>
@@ -25823,29 +25889,7 @@
           <w:szCs w:val="18"/>
           <w:lang w:val="ja-JP" w:eastAsia="ja-JP"/>
         </w:rPr>
-        <w:t xml:space="preserve">分に</w:t>
-      </w:r>
-      <w:r>
-        <w:rPr>
-          <w:b w:val="0"/>
-          <w:i w:val="0"/>
-          <w:rFonts w:ascii="Times New Roman" w:hAnsi="Times New Roman" w:eastAsia="Yu Mincho" w:cs="Times New Roman"/>
-          <w:sz w:val="20"/>
-          <w:szCs w:val="20"/>
-          <w:lang w:val="en-US" w:eastAsia="ja-JP"/>
-        </w:rPr>
-        <w:t xml:space="preserve">1</w:t>
-      </w:r>
-      <w:r>
-        <w:rPr>
-          <w:b w:val="0"/>
-          <w:i w:val="0"/>
-          <w:rFonts w:ascii="Times New Roman" w:hAnsi="Times New Roman" w:eastAsia="Yu Mincho" w:cs="Times New Roman"/>
-          <w:sz w:val="18"/>
-          <w:szCs w:val="18"/>
-          <w:lang w:val="ja-JP" w:eastAsia="ja-JP"/>
-        </w:rPr>
-        <w:t xml:space="preserve">点で採点しているので、</w:t>
+        <w:t xml:space="preserve">分ごとに動く。</w:t>
       </w:r>
       <w:r>
         <w:rPr>
@@ -25867,7 +25911,29 @@
           <w:szCs w:val="18"/>
           <w:lang w:val="ja-JP" w:eastAsia="ja-JP"/>
         </w:rPr>
-        <w:t xml:space="preserve">の</w:t>
+        <w:t xml:space="preserve">は</w:t>
+      </w:r>
+      <w:r>
+        <w:rPr>
+          <w:b w:val="0"/>
+          <w:i w:val="0"/>
+          <w:rFonts w:ascii="Times New Roman" w:hAnsi="Times New Roman" w:eastAsia="Yu Mincho" w:cs="Times New Roman"/>
+          <w:sz w:val="20"/>
+          <w:szCs w:val="20"/>
+          <w:lang w:val="en-US" w:eastAsia="ja-JP"/>
+        </w:rPr>
+        <w:t xml:space="preserve">2</w:t>
+      </w:r>
+      <w:r>
+        <w:rPr>
+          <w:b w:val="0"/>
+          <w:i w:val="0"/>
+          <w:rFonts w:ascii="Times New Roman" w:hAnsi="Times New Roman" w:eastAsia="Yu Mincho" w:cs="Times New Roman"/>
+          <w:sz w:val="18"/>
+          <w:szCs w:val="18"/>
+          <w:lang w:val="ja-JP" w:eastAsia="ja-JP"/>
+        </w:rPr>
+        <w:t xml:space="preserve">秒ごとの信号への応答を</w:t>
       </w:r>
       <w:r>
         <w:rPr>
@@ -25889,7 +25955,7 @@
           <w:szCs w:val="18"/>
           <w:lang w:val="ja-JP" w:eastAsia="ja-JP"/>
         </w:rPr>
-        <w:t xml:space="preserve">秒ごとの採点より粗い。分散</w:t>
+        <w:t xml:space="preserve">秒ごとに採点するので、ここでの点数は実際の採点より粗く、秒単位の追従の難しさを含まない。この採点では、分散</w:t>
       </w:r>
       <w:r>
         <w:rPr>
@@ -25933,7 +25999,7 @@
           <w:szCs w:val="18"/>
           <w:lang w:val="ja-JP" w:eastAsia="ja-JP"/>
         </w:rPr>
-        <w:t xml:space="preserve">で、支払いが</w:t>
+        <w:t xml:space="preserve">、支払いが</w:t>
       </w:r>
       <w:r>
         <w:rPr>
@@ -26021,7 +26087,7 @@
           <w:szCs w:val="18"/>
           <w:lang w:val="ja-JP" w:eastAsia="ja-JP"/>
         </w:rPr>
-        <w:t xml:space="preserve">だった。直近</w:t>
+        <w:t xml:space="preserve">、直近</w:t>
       </w:r>
       <w:r>
         <w:rPr>
@@ -26065,7 +26131,29 @@
           <w:szCs w:val="18"/>
           <w:lang w:val="ja-JP" w:eastAsia="ja-JP"/>
         </w:rPr>
-        <w:t xml:space="preserve">で、参加資格の基準（</w:t>
+        <w:t xml:space="preserve">で、参加資格の基準（認証は</w:t>
+      </w:r>
+      <w:r>
+        <w:rPr>
+          <w:b w:val="0"/>
+          <w:i w:val="0"/>
+          <w:rFonts w:ascii="Times New Roman" w:hAnsi="Times New Roman" w:eastAsia="Yu Mincho" w:cs="Times New Roman"/>
+          <w:sz w:val="20"/>
+          <w:szCs w:val="20"/>
+          <w:lang w:val="en-US" w:eastAsia="ja-JP"/>
+        </w:rPr>
+        <w:t xml:space="preserve">75%</w:t>
+      </w:r>
+      <w:r>
+        <w:rPr>
+          <w:b w:val="0"/>
+          <w:i w:val="0"/>
+          <w:rFonts w:ascii="Times New Roman" w:hAnsi="Times New Roman" w:eastAsia="Yu Mincho" w:cs="Times New Roman"/>
+          <w:sz w:val="18"/>
+          <w:szCs w:val="18"/>
+          <w:lang w:val="ja-JP" w:eastAsia="ja-JP"/>
+        </w:rPr>
+        <w:t xml:space="preserve">、継続は</w:t>
       </w:r>
       <w:r>
         <w:rPr>
@@ -26087,7 +26175,7 @@
           <w:szCs w:val="18"/>
           <w:lang w:val="ja-JP" w:eastAsia="ja-JP"/>
         </w:rPr>
-        <w:t xml:space="preserve">）を保った。日本の判定では</w:t>
+        <w:t xml:space="preserve">）を上回った。日本の判定では</w:t>
       </w:r>
       <w:r>
         <w:rPr>
@@ -26109,29 +26197,7 @@
           <w:szCs w:val="18"/>
           <w:lang w:val="ja-JP" w:eastAsia="ja-JP"/>
         </w:rPr>
-        <w:t xml:space="preserve">のコマしか合格しない制御が、</w:t>
-      </w:r>
-      <w:r>
-        <w:rPr>
-          <w:b w:val="0"/>
-          <w:i w:val="0"/>
-          <w:rFonts w:ascii="Times New Roman" w:hAnsi="Times New Roman" w:eastAsia="Yu Mincho" w:cs="Times New Roman"/>
-          <w:sz w:val="20"/>
-          <w:szCs w:val="20"/>
-          <w:lang w:val="en-US" w:eastAsia="ja-JP"/>
-        </w:rPr>
-        <w:t xml:space="preserve">PJM</w:t>
-      </w:r>
-      <w:r>
-        <w:rPr>
-          <w:b w:val="0"/>
-          <w:i w:val="0"/>
-          <w:rFonts w:ascii="Times New Roman" w:hAnsi="Times New Roman" w:eastAsia="Yu Mincho" w:cs="Times New Roman"/>
-          <w:sz w:val="18"/>
-          <w:szCs w:val="18"/>
-          <w:lang w:val="ja-JP" w:eastAsia="ja-JP"/>
-        </w:rPr>
-        <w:t xml:space="preserve">の規則では支払いの減りもわずかで参加を続けられる。さらに、入札も</w:t>
+        <w:t xml:space="preserve">のコマしか合格しない制御が、この採点では支払いの減りもわずかである。さらに、入札も</w:t>
       </w:r>
       <w:r>
         <w:rPr>
@@ -27881,7 +27947,29 @@
           <w:szCs w:val="18"/>
           <w:lang w:val="ja-JP" w:eastAsia="ja-JP"/>
         </w:rPr>
-        <w:t xml:space="preserve">のような点数型の市場より厳しい。同じ制御が</w:t>
+        <w:t xml:space="preserve">のような点数型の市場より厳しい。同じ制御が、</w:t>
+      </w:r>
+      <w:r>
+        <w:rPr>
+          <w:b w:val="0"/>
+          <w:i w:val="0"/>
+          <w:rFonts w:ascii="Times New Roman" w:hAnsi="Times New Roman" w:eastAsia="Yu Mincho" w:cs="Times New Roman"/>
+          <w:sz w:val="20"/>
+          <w:szCs w:val="20"/>
+          <w:lang w:val="en-US" w:eastAsia="ja-JP"/>
+        </w:rPr>
+        <w:t xml:space="preserve">5</w:t>
+      </w:r>
+      <w:r>
+        <w:rPr>
+          <w:b w:val="0"/>
+          <w:i w:val="0"/>
+          <w:rFonts w:ascii="Times New Roman" w:hAnsi="Times New Roman" w:eastAsia="Yu Mincho" w:cs="Times New Roman"/>
+          <w:sz w:val="18"/>
+          <w:szCs w:val="18"/>
+          <w:lang w:val="ja-JP" w:eastAsia="ja-JP"/>
+        </w:rPr>
+        <w:t xml:space="preserve">分の粗さで当てた</w:t>
       </w:r>
       <w:r>
         <w:rPr>
@@ -27903,7 +27991,7 @@
           <w:szCs w:val="18"/>
           <w:lang w:val="ja-JP" w:eastAsia="ja-JP"/>
         </w:rPr>
-        <w:t xml:space="preserve">の点数では参加を続けられたことから、分散</w:t>
+        <w:t xml:space="preserve">の点数では参加資格の基準を上回ったことから、分散</w:t>
       </w:r>
       <w:r>
         <w:rPr>
@@ -27925,7 +28013,7 @@
           <w:szCs w:val="18"/>
           <w:lang w:val="ja-JP" w:eastAsia="ja-JP"/>
         </w:rPr>
-        <w:t xml:space="preserve">を使えるかどうかは、市場の判定の形で大きく変わる。</w:t>
+        <w:t xml:space="preserve">を使えるかどうかは、市場の判定の形で大きく変わる可能性がある。秒単位で変わる実際の信号で同じことが言えるかは、測っていない。</w:t>
       </w:r>
     </w:p>
     <w:p>
